--- a/data_base.docx
+++ b/data_base.docx
@@ -12,7 +12,7 @@
         <w:rPr>
           <w:lang w:val="en-US"/>
         </w:rPr>
-        <w:t>CREATE TABLE `doctor` (</w:t>
+        <w:t>CREATE TABLE `doctors` (</w:t>
       </w:r>
     </w:p>
     <w:p>
@@ -175,6 +175,76 @@
         </w:rPr>
         <w:t xml:space="preserve">  `</w:t>
       </w:r>
+      <w:proofErr w:type="gramStart"/>
+      <w:r>
+        <w:rPr>
+          <w:lang w:val="en-US"/>
+        </w:rPr>
+        <w:t>authentication</w:t>
+      </w:r>
+      <w:proofErr w:type="gramEnd"/>
+      <w:r>
+        <w:rPr>
+          <w:lang w:val="en-US"/>
+        </w:rPr>
+        <w:t xml:space="preserve">` </w:t>
+      </w:r>
+      <w:proofErr w:type="spellStart"/>
+      <w:r>
+        <w:rPr>
+          <w:lang w:val="en-US"/>
+        </w:rPr>
+        <w:t>varchar</w:t>
+      </w:r>
+      <w:proofErr w:type="spellEnd"/>
+      <w:r>
+        <w:rPr>
+          <w:lang w:val="en-US"/>
+        </w:rPr>
+        <w:t>(15) NOT NULL,</w:t>
+      </w:r>
+    </w:p>
+    <w:p>
+      <w:pPr>
+        <w:rPr>
+          <w:lang w:val="en-US"/>
+        </w:rPr>
+      </w:pPr>
+      <w:r>
+        <w:rPr>
+          <w:lang w:val="en-US"/>
+        </w:rPr>
+        <w:t xml:space="preserve">  `</w:t>
+      </w:r>
+      <w:proofErr w:type="spellStart"/>
+      <w:proofErr w:type="gramStart"/>
+      <w:r>
+        <w:rPr>
+          <w:lang w:val="en-US"/>
+        </w:rPr>
+        <w:t>isType</w:t>
+      </w:r>
+      <w:proofErr w:type="spellEnd"/>
+      <w:proofErr w:type="gramEnd"/>
+      <w:r>
+        <w:rPr>
+          <w:lang w:val="en-US"/>
+        </w:rPr>
+        <w:t>` char(1) NOT NULL DEFAULT 'd',</w:t>
+      </w:r>
+    </w:p>
+    <w:p>
+      <w:pPr>
+        <w:rPr>
+          <w:lang w:val="en-US"/>
+        </w:rPr>
+      </w:pPr>
+      <w:r>
+        <w:rPr>
+          <w:lang w:val="en-US"/>
+        </w:rPr>
+        <w:t xml:space="preserve">  `</w:t>
+      </w:r>
       <w:proofErr w:type="spellStart"/>
       <w:r>
         <w:rPr>
@@ -255,7 +325,34 @@
         <w:rPr>
           <w:lang w:val="en-US"/>
         </w:rPr>
-        <w:t>`)</w:t>
+        <w:t>`),</w:t>
+      </w:r>
+    </w:p>
+    <w:p>
+      <w:pPr>
+        <w:rPr>
+          <w:lang w:val="en-US"/>
+        </w:rPr>
+      </w:pPr>
+      <w:r>
+        <w:rPr>
+          <w:lang w:val="en-US"/>
+        </w:rPr>
+        <w:t xml:space="preserve">  UNIQUE KEY `</w:t>
+      </w:r>
+      <w:proofErr w:type="spellStart"/>
+      <w:r>
+        <w:rPr>
+          <w:lang w:val="en-US"/>
+        </w:rPr>
+        <w:t>authentication_UNIQUE</w:t>
+      </w:r>
+      <w:proofErr w:type="spellEnd"/>
+      <w:r>
+        <w:rPr>
+          <w:lang w:val="en-US"/>
+        </w:rPr>
+        <w:t>` (`authentication`)</w:t>
       </w:r>
     </w:p>
     <w:p>
@@ -282,8 +379,15 @@
         <w:rPr>
           <w:lang w:val="en-US"/>
         </w:rPr>
-        <w:t xml:space="preserve"> DEFAULT CHARSET=utf8mb4 COLLATE=utf8mb4_0900_ai_ci;</w:t>
-      </w:r>
+        <w:t xml:space="preserve"> AUTO_INCREMENT=3 DEFAULT CHARSET=utf8mb4 COLLATE=utf8mb4_0900_ai_ci;</w:t>
+      </w:r>
+    </w:p>
+    <w:p>
+      <w:pPr>
+        <w:rPr>
+          <w:lang w:val="en-US"/>
+        </w:rPr>
+      </w:pPr>
     </w:p>
     <w:p>
       <w:pPr>
@@ -818,10 +922,18 @@
           <w:lang w:val="en-US"/>
         </w:rPr>
       </w:pPr>
-      <w:r>
-        <w:rPr>
-          <w:lang w:val="en-US"/>
-        </w:rPr>
+    </w:p>
+    <w:p>
+      <w:pPr>
+        <w:rPr>
+          <w:lang w:val="en-US"/>
+        </w:rPr>
+      </w:pPr>
+      <w:r>
+        <w:rPr>
+          <w:lang w:val="en-US"/>
+        </w:rPr>
+        <w:lastRenderedPageBreak/>
         <w:t>CREATE TABLE `journal` (</w:t>
       </w:r>
     </w:p>
@@ -1031,7 +1143,6 @@
         <w:rPr>
           <w:lang w:val="en-US"/>
         </w:rPr>
-        <w:lastRenderedPageBreak/>
         <w:t xml:space="preserve">  `</w:t>
       </w:r>
       <w:proofErr w:type="spellStart"/>
@@ -1267,7 +1378,562 @@
         <w:rPr>
           <w:lang w:val="en-US"/>
         </w:rPr>
-        <w:t xml:space="preserve"> DEFAULT NULL,</w:t>
+        <w:t xml:space="preserve"> DEFAULT NULL,  </w:t>
+      </w:r>
+    </w:p>
+    <w:p>
+      <w:pPr>
+        <w:rPr>
+          <w:lang w:val="en-US"/>
+        </w:rPr>
+      </w:pPr>
+      <w:r>
+        <w:rPr>
+          <w:lang w:val="en-US"/>
+        </w:rPr>
+        <w:t>PRIMARY KEY (`</w:t>
+      </w:r>
+      <w:proofErr w:type="spellStart"/>
+      <w:r>
+        <w:rPr>
+          <w:lang w:val="en-US"/>
+        </w:rPr>
+        <w:t>id_journal</w:t>
+      </w:r>
+      <w:proofErr w:type="spellEnd"/>
+      <w:r>
+        <w:rPr>
+          <w:lang w:val="en-US"/>
+        </w:rPr>
+        <w:t>`),</w:t>
+      </w:r>
+    </w:p>
+    <w:p>
+      <w:pPr>
+        <w:rPr>
+          <w:lang w:val="en-US"/>
+        </w:rPr>
+      </w:pPr>
+      <w:r>
+        <w:rPr>
+          <w:lang w:val="en-US"/>
+        </w:rPr>
+        <w:t xml:space="preserve">  KEY `</w:t>
+      </w:r>
+      <w:proofErr w:type="spellStart"/>
+      <w:r>
+        <w:rPr>
+          <w:lang w:val="en-US"/>
+        </w:rPr>
+        <w:t>doc_fk_idx</w:t>
+      </w:r>
+      <w:proofErr w:type="spellEnd"/>
+      <w:r>
+        <w:rPr>
+          <w:lang w:val="en-US"/>
+        </w:rPr>
+        <w:t>` (`</w:t>
+      </w:r>
+      <w:proofErr w:type="spellStart"/>
+      <w:r>
+        <w:rPr>
+          <w:lang w:val="en-US"/>
+        </w:rPr>
+        <w:t>id_doctor</w:t>
+      </w:r>
+      <w:proofErr w:type="spellEnd"/>
+      <w:r>
+        <w:rPr>
+          <w:lang w:val="en-US"/>
+        </w:rPr>
+        <w:t>`),</w:t>
+      </w:r>
+    </w:p>
+    <w:p>
+      <w:pPr>
+        <w:rPr>
+          <w:lang w:val="en-US"/>
+        </w:rPr>
+      </w:pPr>
+      <w:r>
+        <w:rPr>
+          <w:lang w:val="en-US"/>
+        </w:rPr>
+        <w:t xml:space="preserve">  KEY `</w:t>
+      </w:r>
+      <w:proofErr w:type="spellStart"/>
+      <w:r>
+        <w:rPr>
+          <w:lang w:val="en-US"/>
+        </w:rPr>
+        <w:t>patient_fk_idx</w:t>
+      </w:r>
+      <w:proofErr w:type="spellEnd"/>
+      <w:r>
+        <w:rPr>
+          <w:lang w:val="en-US"/>
+        </w:rPr>
+        <w:t>` (`</w:t>
+      </w:r>
+      <w:proofErr w:type="spellStart"/>
+      <w:r>
+        <w:rPr>
+          <w:lang w:val="en-US"/>
+        </w:rPr>
+        <w:t>id_patient</w:t>
+      </w:r>
+      <w:proofErr w:type="spellEnd"/>
+      <w:r>
+        <w:rPr>
+          <w:lang w:val="en-US"/>
+        </w:rPr>
+        <w:t>`),</w:t>
+      </w:r>
+    </w:p>
+    <w:p>
+      <w:pPr>
+        <w:rPr>
+          <w:lang w:val="en-US"/>
+        </w:rPr>
+      </w:pPr>
+      <w:r>
+        <w:rPr>
+          <w:lang w:val="en-US"/>
+        </w:rPr>
+        <w:t xml:space="preserve">  KEY `</w:t>
+      </w:r>
+      <w:proofErr w:type="spellStart"/>
+      <w:r>
+        <w:rPr>
+          <w:lang w:val="en-US"/>
+        </w:rPr>
+        <w:t>oper_fk_idx</w:t>
+      </w:r>
+      <w:proofErr w:type="spellEnd"/>
+      <w:r>
+        <w:rPr>
+          <w:lang w:val="en-US"/>
+        </w:rPr>
+        <w:t>` (`</w:t>
+      </w:r>
+      <w:proofErr w:type="spellStart"/>
+      <w:r>
+        <w:rPr>
+          <w:lang w:val="en-US"/>
+        </w:rPr>
+        <w:t>id_operation</w:t>
+      </w:r>
+      <w:proofErr w:type="spellEnd"/>
+      <w:r>
+        <w:rPr>
+          <w:lang w:val="en-US"/>
+        </w:rPr>
+        <w:t>`),</w:t>
+      </w:r>
+    </w:p>
+    <w:p>
+      <w:pPr>
+        <w:rPr>
+          <w:lang w:val="en-US"/>
+        </w:rPr>
+      </w:pPr>
+      <w:r>
+        <w:rPr>
+          <w:lang w:val="en-US"/>
+        </w:rPr>
+        <w:t xml:space="preserve">  KEY `</w:t>
+      </w:r>
+      <w:proofErr w:type="spellStart"/>
+      <w:r>
+        <w:rPr>
+          <w:lang w:val="en-US"/>
+        </w:rPr>
+        <w:t>state_fk_idx</w:t>
+      </w:r>
+      <w:proofErr w:type="spellEnd"/>
+      <w:r>
+        <w:rPr>
+          <w:lang w:val="en-US"/>
+        </w:rPr>
+        <w:t>` (`</w:t>
+      </w:r>
+      <w:proofErr w:type="spellStart"/>
+      <w:r>
+        <w:rPr>
+          <w:lang w:val="en-US"/>
+        </w:rPr>
+        <w:t>id_state</w:t>
+      </w:r>
+      <w:proofErr w:type="spellEnd"/>
+      <w:r>
+        <w:rPr>
+          <w:lang w:val="en-US"/>
+        </w:rPr>
+        <w:t>`),</w:t>
+      </w:r>
+    </w:p>
+    <w:p>
+      <w:pPr>
+        <w:rPr>
+          <w:lang w:val="en-US"/>
+        </w:rPr>
+      </w:pPr>
+      <w:r>
+        <w:rPr>
+          <w:lang w:val="en-US"/>
+        </w:rPr>
+        <w:t xml:space="preserve">  CONSTRAINT `</w:t>
+      </w:r>
+      <w:proofErr w:type="spellStart"/>
+      <w:r>
+        <w:rPr>
+          <w:lang w:val="en-US"/>
+        </w:rPr>
+        <w:t>doc_fk</w:t>
+      </w:r>
+      <w:proofErr w:type="spellEnd"/>
+      <w:r>
+        <w:rPr>
+          <w:lang w:val="en-US"/>
+        </w:rPr>
+        <w:t>` FOREIGN KEY (`</w:t>
+      </w:r>
+      <w:proofErr w:type="spellStart"/>
+      <w:r>
+        <w:rPr>
+          <w:lang w:val="en-US"/>
+        </w:rPr>
+        <w:t>id_doctor</w:t>
+      </w:r>
+      <w:proofErr w:type="spellEnd"/>
+      <w:r>
+        <w:rPr>
+          <w:lang w:val="en-US"/>
+        </w:rPr>
+        <w:t>`) REFERENCES `doctor` (`</w:t>
+      </w:r>
+      <w:proofErr w:type="spellStart"/>
+      <w:r>
+        <w:rPr>
+          <w:lang w:val="en-US"/>
+        </w:rPr>
+        <w:t>id_doctor</w:t>
+      </w:r>
+      <w:proofErr w:type="spellEnd"/>
+      <w:r>
+        <w:rPr>
+          <w:lang w:val="en-US"/>
+        </w:rPr>
+        <w:t>`) ON DELETE RESTRICT ON UPDATE RESTRICT,</w:t>
+      </w:r>
+    </w:p>
+    <w:p>
+      <w:pPr>
+        <w:rPr>
+          <w:lang w:val="en-US"/>
+        </w:rPr>
+      </w:pPr>
+      <w:r>
+        <w:rPr>
+          <w:lang w:val="en-US"/>
+        </w:rPr>
+        <w:t xml:space="preserve">  CONSTRAINT `</w:t>
+      </w:r>
+      <w:proofErr w:type="spellStart"/>
+      <w:r>
+        <w:rPr>
+          <w:lang w:val="en-US"/>
+        </w:rPr>
+        <w:t>oper_fk</w:t>
+      </w:r>
+      <w:proofErr w:type="spellEnd"/>
+      <w:r>
+        <w:rPr>
+          <w:lang w:val="en-US"/>
+        </w:rPr>
+        <w:t>` FOREIGN KEY (`</w:t>
+      </w:r>
+      <w:proofErr w:type="spellStart"/>
+      <w:r>
+        <w:rPr>
+          <w:lang w:val="en-US"/>
+        </w:rPr>
+        <w:t>id_operation</w:t>
+      </w:r>
+      <w:proofErr w:type="spellEnd"/>
+      <w:r>
+        <w:rPr>
+          <w:lang w:val="en-US"/>
+        </w:rPr>
+        <w:t>`) REFERENCES `operation` (`</w:t>
+      </w:r>
+      <w:proofErr w:type="spellStart"/>
+      <w:r>
+        <w:rPr>
+          <w:lang w:val="en-US"/>
+        </w:rPr>
+        <w:t>id_operation</w:t>
+      </w:r>
+      <w:proofErr w:type="spellEnd"/>
+      <w:r>
+        <w:rPr>
+          <w:lang w:val="en-US"/>
+        </w:rPr>
+        <w:t>`),</w:t>
+      </w:r>
+    </w:p>
+    <w:p>
+      <w:pPr>
+        <w:rPr>
+          <w:lang w:val="en-US"/>
+        </w:rPr>
+      </w:pPr>
+      <w:r>
+        <w:rPr>
+          <w:lang w:val="en-US"/>
+        </w:rPr>
+        <w:t xml:space="preserve">  CONSTRAINT `</w:t>
+      </w:r>
+      <w:proofErr w:type="spellStart"/>
+      <w:r>
+        <w:rPr>
+          <w:lang w:val="en-US"/>
+        </w:rPr>
+        <w:t>patient_fk</w:t>
+      </w:r>
+      <w:proofErr w:type="spellEnd"/>
+      <w:r>
+        <w:rPr>
+          <w:lang w:val="en-US"/>
+        </w:rPr>
+        <w:t>` FOREIGN KEY (`</w:t>
+      </w:r>
+      <w:proofErr w:type="spellStart"/>
+      <w:r>
+        <w:rPr>
+          <w:lang w:val="en-US"/>
+        </w:rPr>
+        <w:t>id_patient</w:t>
+      </w:r>
+      <w:proofErr w:type="spellEnd"/>
+      <w:r>
+        <w:rPr>
+          <w:lang w:val="en-US"/>
+        </w:rPr>
+        <w:t>`) REFERENCES `patient` (`</w:t>
+      </w:r>
+      <w:proofErr w:type="spellStart"/>
+      <w:r>
+        <w:rPr>
+          <w:lang w:val="en-US"/>
+        </w:rPr>
+        <w:t>id_patient</w:t>
+      </w:r>
+      <w:proofErr w:type="spellEnd"/>
+      <w:r>
+        <w:rPr>
+          <w:lang w:val="en-US"/>
+        </w:rPr>
+        <w:t>`),</w:t>
+      </w:r>
+    </w:p>
+    <w:p>
+      <w:pPr>
+        <w:rPr>
+          <w:lang w:val="en-US"/>
+        </w:rPr>
+      </w:pPr>
+      <w:r>
+        <w:rPr>
+          <w:lang w:val="en-US"/>
+        </w:rPr>
+        <w:t xml:space="preserve">  CONSTRAINT `</w:t>
+      </w:r>
+      <w:proofErr w:type="spellStart"/>
+      <w:r>
+        <w:rPr>
+          <w:lang w:val="en-US"/>
+        </w:rPr>
+        <w:t>state_fk</w:t>
+      </w:r>
+      <w:proofErr w:type="spellEnd"/>
+      <w:r>
+        <w:rPr>
+          <w:lang w:val="en-US"/>
+        </w:rPr>
+        <w:t>` FOREIGN KEY (`</w:t>
+      </w:r>
+      <w:proofErr w:type="spellStart"/>
+      <w:r>
+        <w:rPr>
+          <w:lang w:val="en-US"/>
+        </w:rPr>
+        <w:t>id_state</w:t>
+      </w:r>
+      <w:proofErr w:type="spellEnd"/>
+      <w:r>
+        <w:rPr>
+          <w:lang w:val="en-US"/>
+        </w:rPr>
+        <w:t>`) REFERENCES `</w:t>
+      </w:r>
+      <w:proofErr w:type="spellStart"/>
+      <w:r>
+        <w:rPr>
+          <w:lang w:val="en-US"/>
+        </w:rPr>
+        <w:t>document_state</w:t>
+      </w:r>
+      <w:proofErr w:type="spellEnd"/>
+      <w:r>
+        <w:rPr>
+          <w:lang w:val="en-US"/>
+        </w:rPr>
+        <w:t>` (`</w:t>
+      </w:r>
+      <w:proofErr w:type="spellStart"/>
+      <w:r>
+        <w:rPr>
+          <w:lang w:val="en-US"/>
+        </w:rPr>
+        <w:t>id_state</w:t>
+      </w:r>
+      <w:proofErr w:type="spellEnd"/>
+      <w:r>
+        <w:rPr>
+          <w:lang w:val="en-US"/>
+        </w:rPr>
+        <w:t>`)</w:t>
+      </w:r>
+    </w:p>
+    <w:p>
+      <w:pPr>
+        <w:rPr>
+          <w:lang w:val="en-US"/>
+        </w:rPr>
+      </w:pPr>
+      <w:r>
+        <w:rPr>
+          <w:lang w:val="en-US"/>
+        </w:rPr>
+        <w:t>) ENGINE=</w:t>
+      </w:r>
+      <w:proofErr w:type="spellStart"/>
+      <w:r>
+        <w:rPr>
+          <w:lang w:val="en-US"/>
+        </w:rPr>
+        <w:t>InnoDB</w:t>
+      </w:r>
+      <w:proofErr w:type="spellEnd"/>
+      <w:r>
+        <w:rPr>
+          <w:lang w:val="en-US"/>
+        </w:rPr>
+        <w:t xml:space="preserve"> DEFAULT CHARSET=utf8mb4 COLLATE=utf8mb4_0900_ai_ci;</w:t>
+      </w:r>
+    </w:p>
+    <w:p>
+      <w:pPr>
+        <w:rPr>
+          <w:lang w:val="en-US"/>
+        </w:rPr>
+      </w:pPr>
+    </w:p>
+    <w:p>
+      <w:pPr>
+        <w:rPr>
+          <w:lang w:val="en-US"/>
+        </w:rPr>
+      </w:pPr>
+    </w:p>
+    <w:p>
+      <w:pPr>
+        <w:rPr>
+          <w:lang w:val="en-US"/>
+        </w:rPr>
+      </w:pPr>
+      <w:r>
+        <w:rPr>
+          <w:lang w:val="en-US"/>
+        </w:rPr>
+        <w:t>CREATE TABLE `operation` (</w:t>
+      </w:r>
+    </w:p>
+    <w:p>
+      <w:pPr>
+        <w:rPr>
+          <w:lang w:val="en-US"/>
+        </w:rPr>
+      </w:pPr>
+      <w:r>
+        <w:rPr>
+          <w:lang w:val="en-US"/>
+        </w:rPr>
+        <w:t xml:space="preserve">  `</w:t>
+      </w:r>
+      <w:proofErr w:type="spellStart"/>
+      <w:r>
+        <w:rPr>
+          <w:lang w:val="en-US"/>
+        </w:rPr>
+        <w:t>id_operation</w:t>
+      </w:r>
+      <w:proofErr w:type="spellEnd"/>
+      <w:r>
+        <w:rPr>
+          <w:lang w:val="en-US"/>
+        </w:rPr>
+        <w:t xml:space="preserve">` </w:t>
+      </w:r>
+      <w:proofErr w:type="spellStart"/>
+      <w:proofErr w:type="gramStart"/>
+      <w:r>
+        <w:rPr>
+          <w:lang w:val="en-US"/>
+        </w:rPr>
+        <w:t>int</w:t>
+      </w:r>
+      <w:proofErr w:type="spellEnd"/>
+      <w:r>
+        <w:rPr>
+          <w:lang w:val="en-US"/>
+        </w:rPr>
+        <w:t>(</w:t>
+      </w:r>
+      <w:proofErr w:type="gramEnd"/>
+      <w:r>
+        <w:rPr>
+          <w:lang w:val="en-US"/>
+        </w:rPr>
+        <w:t>10) unsigned NOT NULL AUTO_INCREMENT,</w:t>
+      </w:r>
+    </w:p>
+    <w:p>
+      <w:pPr>
+        <w:rPr>
+          <w:lang w:val="en-US"/>
+        </w:rPr>
+      </w:pPr>
+      <w:r>
+        <w:rPr>
+          <w:lang w:val="en-US"/>
+        </w:rPr>
+        <w:t xml:space="preserve">  `</w:t>
+      </w:r>
+      <w:proofErr w:type="gramStart"/>
+      <w:r>
+        <w:rPr>
+          <w:lang w:val="en-US"/>
+        </w:rPr>
+        <w:t>name</w:t>
+      </w:r>
+      <w:proofErr w:type="gramEnd"/>
+      <w:r>
+        <w:rPr>
+          <w:lang w:val="en-US"/>
+        </w:rPr>
+        <w:t>` char(10) NOT NULL,</w:t>
       </w:r>
     </w:p>
     <w:p>
@@ -1287,82 +1953,88 @@
         <w:rPr>
           <w:lang w:val="en-US"/>
         </w:rPr>
-        <w:t>id_journal</w:t>
-      </w:r>
-      <w:proofErr w:type="spellEnd"/>
-      <w:r>
-        <w:rPr>
-          <w:lang w:val="en-US"/>
-        </w:rPr>
-        <w:t>`),</w:t>
-      </w:r>
-    </w:p>
-    <w:p>
-      <w:pPr>
-        <w:rPr>
-          <w:lang w:val="en-US"/>
-        </w:rPr>
-      </w:pPr>
-      <w:r>
-        <w:rPr>
-          <w:lang w:val="en-US"/>
-        </w:rPr>
-        <w:t xml:space="preserve">  KEY `</w:t>
-      </w:r>
-      <w:proofErr w:type="spellStart"/>
-      <w:r>
-        <w:rPr>
-          <w:lang w:val="en-US"/>
-        </w:rPr>
-        <w:t>doc_fk_idx</w:t>
-      </w:r>
-      <w:proofErr w:type="spellEnd"/>
-      <w:r>
-        <w:rPr>
-          <w:lang w:val="en-US"/>
-        </w:rPr>
-        <w:t>` (`</w:t>
-      </w:r>
-      <w:proofErr w:type="spellStart"/>
-      <w:r>
-        <w:rPr>
-          <w:lang w:val="en-US"/>
-        </w:rPr>
-        <w:t>id_doctor</w:t>
-      </w:r>
-      <w:proofErr w:type="spellEnd"/>
-      <w:r>
-        <w:rPr>
-          <w:lang w:val="en-US"/>
-        </w:rPr>
-        <w:t>`),</w:t>
-      </w:r>
-    </w:p>
-    <w:p>
-      <w:pPr>
-        <w:rPr>
-          <w:lang w:val="en-US"/>
-        </w:rPr>
-      </w:pPr>
-      <w:r>
-        <w:rPr>
-          <w:lang w:val="en-US"/>
-        </w:rPr>
-        <w:t xml:space="preserve">  KEY `</w:t>
-      </w:r>
-      <w:proofErr w:type="spellStart"/>
-      <w:r>
-        <w:rPr>
-          <w:lang w:val="en-US"/>
-        </w:rPr>
-        <w:t>patient_fk_idx</w:t>
-      </w:r>
-      <w:proofErr w:type="spellEnd"/>
-      <w:r>
-        <w:rPr>
-          <w:lang w:val="en-US"/>
-        </w:rPr>
-        <w:t>` (`</w:t>
+        <w:t>id_operation</w:t>
+      </w:r>
+      <w:proofErr w:type="spellEnd"/>
+      <w:r>
+        <w:rPr>
+          <w:lang w:val="en-US"/>
+        </w:rPr>
+        <w:t>`)</w:t>
+      </w:r>
+    </w:p>
+    <w:p>
+      <w:pPr>
+        <w:rPr>
+          <w:lang w:val="en-US"/>
+        </w:rPr>
+      </w:pPr>
+      <w:r>
+        <w:rPr>
+          <w:lang w:val="en-US"/>
+        </w:rPr>
+        <w:t>) ENGINE=</w:t>
+      </w:r>
+      <w:proofErr w:type="spellStart"/>
+      <w:r>
+        <w:rPr>
+          <w:lang w:val="en-US"/>
+        </w:rPr>
+        <w:t>InnoDB</w:t>
+      </w:r>
+      <w:proofErr w:type="spellEnd"/>
+      <w:r>
+        <w:rPr>
+          <w:lang w:val="en-US"/>
+        </w:rPr>
+        <w:t xml:space="preserve"> DEFAULT CHARSET=utf8mb4 COLLATE=utf8mb4_0900_ai_ci;</w:t>
+      </w:r>
+    </w:p>
+    <w:p>
+      <w:pPr>
+        <w:rPr>
+          <w:lang w:val="en-US"/>
+        </w:rPr>
+      </w:pPr>
+    </w:p>
+    <w:p>
+      <w:pPr>
+        <w:rPr>
+          <w:lang w:val="en-US"/>
+        </w:rPr>
+      </w:pPr>
+    </w:p>
+    <w:p>
+      <w:pPr>
+        <w:rPr>
+          <w:lang w:val="en-US"/>
+        </w:rPr>
+      </w:pPr>
+    </w:p>
+    <w:p>
+      <w:pPr>
+        <w:rPr>
+          <w:lang w:val="en-US"/>
+        </w:rPr>
+      </w:pPr>
+      <w:r>
+        <w:rPr>
+          <w:lang w:val="en-US"/>
+        </w:rPr>
+        <w:t>CREATE TABLE `patients` (</w:t>
+      </w:r>
+    </w:p>
+    <w:p>
+      <w:pPr>
+        <w:rPr>
+          <w:lang w:val="en-US"/>
+        </w:rPr>
+      </w:pPr>
+      <w:r>
+        <w:rPr>
+          <w:lang w:val="en-US"/>
+        </w:rPr>
+        <w:t xml:space="preserve">  `</w:t>
       </w:r>
       <w:proofErr w:type="spellStart"/>
       <w:r>
@@ -1376,226 +2048,365 @@
         <w:rPr>
           <w:lang w:val="en-US"/>
         </w:rPr>
-        <w:t>`),</w:t>
-      </w:r>
-    </w:p>
-    <w:p>
-      <w:pPr>
-        <w:rPr>
-          <w:lang w:val="en-US"/>
-        </w:rPr>
-      </w:pPr>
-      <w:r>
-        <w:rPr>
-          <w:lang w:val="en-US"/>
-        </w:rPr>
-        <w:t xml:space="preserve">  KEY `</w:t>
-      </w:r>
-      <w:proofErr w:type="spellStart"/>
-      <w:r>
-        <w:rPr>
-          <w:lang w:val="en-US"/>
-        </w:rPr>
-        <w:t>oper_fk_idx</w:t>
-      </w:r>
-      <w:proofErr w:type="spellEnd"/>
-      <w:r>
-        <w:rPr>
-          <w:lang w:val="en-US"/>
-        </w:rPr>
-        <w:t>` (`</w:t>
-      </w:r>
-      <w:proofErr w:type="spellStart"/>
-      <w:r>
-        <w:rPr>
-          <w:lang w:val="en-US"/>
-        </w:rPr>
-        <w:t>id_operation</w:t>
-      </w:r>
-      <w:proofErr w:type="spellEnd"/>
-      <w:r>
-        <w:rPr>
-          <w:lang w:val="en-US"/>
-        </w:rPr>
-        <w:t>`),</w:t>
-      </w:r>
-    </w:p>
-    <w:p>
-      <w:pPr>
-        <w:rPr>
-          <w:lang w:val="en-US"/>
-        </w:rPr>
-      </w:pPr>
-      <w:r>
-        <w:rPr>
-          <w:lang w:val="en-US"/>
-        </w:rPr>
-        <w:t xml:space="preserve">  KEY `</w:t>
-      </w:r>
-      <w:proofErr w:type="spellStart"/>
-      <w:r>
-        <w:rPr>
-          <w:lang w:val="en-US"/>
-        </w:rPr>
-        <w:t>state_fk_idx</w:t>
-      </w:r>
-      <w:proofErr w:type="spellEnd"/>
-      <w:r>
-        <w:rPr>
-          <w:lang w:val="en-US"/>
-        </w:rPr>
-        <w:t>` (`</w:t>
-      </w:r>
-      <w:proofErr w:type="spellStart"/>
-      <w:r>
-        <w:rPr>
-          <w:lang w:val="en-US"/>
-        </w:rPr>
-        <w:t>id_state</w:t>
-      </w:r>
-      <w:proofErr w:type="spellEnd"/>
-      <w:r>
-        <w:rPr>
-          <w:lang w:val="en-US"/>
-        </w:rPr>
-        <w:t>`),</w:t>
-      </w:r>
-    </w:p>
-    <w:p>
-      <w:pPr>
-        <w:rPr>
-          <w:lang w:val="en-US"/>
-        </w:rPr>
-      </w:pPr>
-      <w:r>
-        <w:rPr>
-          <w:lang w:val="en-US"/>
-        </w:rPr>
-        <w:t xml:space="preserve">  CONSTRAINT `</w:t>
-      </w:r>
-      <w:proofErr w:type="spellStart"/>
-      <w:r>
-        <w:rPr>
-          <w:lang w:val="en-US"/>
-        </w:rPr>
-        <w:t>doc_fk</w:t>
-      </w:r>
-      <w:proofErr w:type="spellEnd"/>
-      <w:r>
-        <w:rPr>
-          <w:lang w:val="en-US"/>
-        </w:rPr>
-        <w:t>` FOREIGN KEY (`</w:t>
-      </w:r>
-      <w:proofErr w:type="spellStart"/>
-      <w:r>
-        <w:rPr>
-          <w:lang w:val="en-US"/>
-        </w:rPr>
-        <w:t>id_doctor</w:t>
-      </w:r>
-      <w:proofErr w:type="spellEnd"/>
-      <w:r>
-        <w:rPr>
-          <w:lang w:val="en-US"/>
-        </w:rPr>
-        <w:t>`) REFERENCES `doctor` (`</w:t>
-      </w:r>
-      <w:proofErr w:type="spellStart"/>
-      <w:r>
-        <w:rPr>
-          <w:lang w:val="en-US"/>
-        </w:rPr>
-        <w:t>id_doctor</w:t>
-      </w:r>
-      <w:proofErr w:type="spellEnd"/>
-      <w:r>
-        <w:rPr>
-          <w:lang w:val="en-US"/>
-        </w:rPr>
-        <w:t>`) ON DELETE RESTRICT ON UPDATE RESTRICT,</w:t>
-      </w:r>
-    </w:p>
-    <w:p>
-      <w:pPr>
-        <w:rPr>
-          <w:lang w:val="en-US"/>
-        </w:rPr>
-      </w:pPr>
-      <w:r>
-        <w:rPr>
-          <w:lang w:val="en-US"/>
-        </w:rPr>
-        <w:t xml:space="preserve">  CONSTRAINT `</w:t>
-      </w:r>
-      <w:proofErr w:type="spellStart"/>
-      <w:r>
-        <w:rPr>
-          <w:lang w:val="en-US"/>
-        </w:rPr>
-        <w:t>oper_fk</w:t>
-      </w:r>
-      <w:proofErr w:type="spellEnd"/>
-      <w:r>
-        <w:rPr>
-          <w:lang w:val="en-US"/>
-        </w:rPr>
-        <w:t>` FOREIGN KEY (`</w:t>
-      </w:r>
-      <w:proofErr w:type="spellStart"/>
-      <w:r>
-        <w:rPr>
-          <w:lang w:val="en-US"/>
-        </w:rPr>
-        <w:t>id_operation</w:t>
-      </w:r>
-      <w:proofErr w:type="spellEnd"/>
-      <w:r>
-        <w:rPr>
-          <w:lang w:val="en-US"/>
-        </w:rPr>
-        <w:t>`) REFERENCES `operation` (`</w:t>
-      </w:r>
-      <w:proofErr w:type="spellStart"/>
-      <w:r>
-        <w:rPr>
-          <w:lang w:val="en-US"/>
-        </w:rPr>
-        <w:t>id_operation</w:t>
-      </w:r>
-      <w:proofErr w:type="spellEnd"/>
-      <w:r>
-        <w:rPr>
-          <w:lang w:val="en-US"/>
-        </w:rPr>
-        <w:t>`),</w:t>
-      </w:r>
-    </w:p>
-    <w:p>
-      <w:pPr>
-        <w:rPr>
-          <w:lang w:val="en-US"/>
-        </w:rPr>
-      </w:pPr>
-      <w:r>
-        <w:rPr>
-          <w:lang w:val="en-US"/>
-        </w:rPr>
-        <w:t xml:space="preserve">  CONSTRAINT `</w:t>
-      </w:r>
-      <w:proofErr w:type="spellStart"/>
-      <w:r>
-        <w:rPr>
-          <w:lang w:val="en-US"/>
-        </w:rPr>
-        <w:t>patient_fk</w:t>
-      </w:r>
-      <w:proofErr w:type="spellEnd"/>
-      <w:r>
-        <w:rPr>
-          <w:lang w:val="en-US"/>
-        </w:rPr>
-        <w:t>` FOREIGN KEY (`</w:t>
+        <w:t xml:space="preserve">` </w:t>
+      </w:r>
+      <w:proofErr w:type="spellStart"/>
+      <w:proofErr w:type="gramStart"/>
+      <w:r>
+        <w:rPr>
+          <w:lang w:val="en-US"/>
+        </w:rPr>
+        <w:t>int</w:t>
+      </w:r>
+      <w:proofErr w:type="spellEnd"/>
+      <w:r>
+        <w:rPr>
+          <w:lang w:val="en-US"/>
+        </w:rPr>
+        <w:t>(</w:t>
+      </w:r>
+      <w:proofErr w:type="gramEnd"/>
+      <w:r>
+        <w:rPr>
+          <w:lang w:val="en-US"/>
+        </w:rPr>
+        <w:t>10) unsigned NOT NULL AUTO_INCREMENT,</w:t>
+      </w:r>
+    </w:p>
+    <w:p>
+      <w:pPr>
+        <w:rPr>
+          <w:lang w:val="en-US"/>
+        </w:rPr>
+      </w:pPr>
+      <w:r>
+        <w:rPr>
+          <w:lang w:val="en-US"/>
+        </w:rPr>
+        <w:t xml:space="preserve">  `</w:t>
+      </w:r>
+      <w:proofErr w:type="spellStart"/>
+      <w:proofErr w:type="gramStart"/>
+      <w:r>
+        <w:rPr>
+          <w:lang w:val="en-US"/>
+        </w:rPr>
+        <w:t>fio</w:t>
+      </w:r>
+      <w:proofErr w:type="spellEnd"/>
+      <w:proofErr w:type="gramEnd"/>
+      <w:r>
+        <w:rPr>
+          <w:lang w:val="en-US"/>
+        </w:rPr>
+        <w:t>` char(30) NOT NULL,</w:t>
+      </w:r>
+    </w:p>
+    <w:p>
+      <w:pPr>
+        <w:rPr>
+          <w:lang w:val="en-US"/>
+        </w:rPr>
+      </w:pPr>
+      <w:r>
+        <w:rPr>
+          <w:lang w:val="en-US"/>
+        </w:rPr>
+        <w:t xml:space="preserve">  `</w:t>
+      </w:r>
+      <w:proofErr w:type="gramStart"/>
+      <w:r>
+        <w:rPr>
+          <w:lang w:val="en-US"/>
+        </w:rPr>
+        <w:t>address</w:t>
+      </w:r>
+      <w:proofErr w:type="gramEnd"/>
+      <w:r>
+        <w:rPr>
+          <w:lang w:val="en-US"/>
+        </w:rPr>
+        <w:t xml:space="preserve">` </w:t>
+      </w:r>
+      <w:proofErr w:type="spellStart"/>
+      <w:r>
+        <w:rPr>
+          <w:lang w:val="en-US"/>
+        </w:rPr>
+        <w:t>varchar</w:t>
+      </w:r>
+      <w:proofErr w:type="spellEnd"/>
+      <w:r>
+        <w:rPr>
+          <w:lang w:val="en-US"/>
+        </w:rPr>
+        <w:t>(45) NOT NULL,</w:t>
+      </w:r>
+    </w:p>
+    <w:p>
+      <w:pPr>
+        <w:rPr>
+          <w:lang w:val="en-US"/>
+        </w:rPr>
+      </w:pPr>
+      <w:r>
+        <w:rPr>
+          <w:lang w:val="en-US"/>
+        </w:rPr>
+        <w:t xml:space="preserve">  `</w:t>
+      </w:r>
+      <w:proofErr w:type="spellStart"/>
+      <w:proofErr w:type="gramStart"/>
+      <w:r>
+        <w:rPr>
+          <w:lang w:val="en-US"/>
+        </w:rPr>
+        <w:t>tel</w:t>
+      </w:r>
+      <w:proofErr w:type="spellEnd"/>
+      <w:proofErr w:type="gramEnd"/>
+      <w:r>
+        <w:rPr>
+          <w:lang w:val="en-US"/>
+        </w:rPr>
+        <w:t>` char(18) DEFAULT NULL,</w:t>
+      </w:r>
+    </w:p>
+    <w:p>
+      <w:pPr>
+        <w:rPr>
+          <w:lang w:val="en-US"/>
+        </w:rPr>
+      </w:pPr>
+      <w:r>
+        <w:rPr>
+          <w:lang w:val="en-US"/>
+        </w:rPr>
+        <w:t xml:space="preserve">  `</w:t>
+      </w:r>
+      <w:proofErr w:type="spellStart"/>
+      <w:proofErr w:type="gramStart"/>
+      <w:r>
+        <w:rPr>
+          <w:lang w:val="en-US"/>
+        </w:rPr>
+        <w:t>hbs</w:t>
+      </w:r>
+      <w:proofErr w:type="spellEnd"/>
+      <w:proofErr w:type="gramEnd"/>
+      <w:r>
+        <w:rPr>
+          <w:lang w:val="en-US"/>
+        </w:rPr>
+        <w:t xml:space="preserve">` </w:t>
+      </w:r>
+      <w:proofErr w:type="spellStart"/>
+      <w:r>
+        <w:rPr>
+          <w:lang w:val="en-US"/>
+        </w:rPr>
+        <w:t>tinyint</w:t>
+      </w:r>
+      <w:proofErr w:type="spellEnd"/>
+      <w:r>
+        <w:rPr>
+          <w:lang w:val="en-US"/>
+        </w:rPr>
+        <w:t>(4) NOT NULL DEFAULT '0',</w:t>
+      </w:r>
+    </w:p>
+    <w:p>
+      <w:pPr>
+        <w:rPr>
+          <w:lang w:val="en-US"/>
+        </w:rPr>
+      </w:pPr>
+      <w:r>
+        <w:rPr>
+          <w:lang w:val="en-US"/>
+        </w:rPr>
+        <w:t xml:space="preserve">  `</w:t>
+      </w:r>
+      <w:proofErr w:type="spellStart"/>
+      <w:proofErr w:type="gramStart"/>
+      <w:r>
+        <w:rPr>
+          <w:lang w:val="en-US"/>
+        </w:rPr>
+        <w:t>hcv</w:t>
+      </w:r>
+      <w:proofErr w:type="spellEnd"/>
+      <w:proofErr w:type="gramEnd"/>
+      <w:r>
+        <w:rPr>
+          <w:lang w:val="en-US"/>
+        </w:rPr>
+        <w:t xml:space="preserve">` </w:t>
+      </w:r>
+      <w:proofErr w:type="spellStart"/>
+      <w:r>
+        <w:rPr>
+          <w:lang w:val="en-US"/>
+        </w:rPr>
+        <w:t>tinyint</w:t>
+      </w:r>
+      <w:proofErr w:type="spellEnd"/>
+      <w:r>
+        <w:rPr>
+          <w:lang w:val="en-US"/>
+        </w:rPr>
+        <w:t>(4) NOT NULL DEFAULT '0',</w:t>
+      </w:r>
+    </w:p>
+    <w:p>
+      <w:pPr>
+        <w:rPr>
+          <w:lang w:val="en-US"/>
+        </w:rPr>
+      </w:pPr>
+      <w:r>
+        <w:rPr>
+          <w:lang w:val="en-US"/>
+        </w:rPr>
+        <w:t xml:space="preserve">  `</w:t>
+      </w:r>
+      <w:proofErr w:type="spellStart"/>
+      <w:proofErr w:type="gramStart"/>
+      <w:r>
+        <w:rPr>
+          <w:lang w:val="en-US"/>
+        </w:rPr>
+        <w:t>hiv</w:t>
+      </w:r>
+      <w:proofErr w:type="spellEnd"/>
+      <w:proofErr w:type="gramEnd"/>
+      <w:r>
+        <w:rPr>
+          <w:lang w:val="en-US"/>
+        </w:rPr>
+        <w:t xml:space="preserve">` </w:t>
+      </w:r>
+      <w:proofErr w:type="spellStart"/>
+      <w:r>
+        <w:rPr>
+          <w:lang w:val="en-US"/>
+        </w:rPr>
+        <w:t>tinyint</w:t>
+      </w:r>
+      <w:proofErr w:type="spellEnd"/>
+      <w:r>
+        <w:rPr>
+          <w:lang w:val="en-US"/>
+        </w:rPr>
+        <w:t>(4) NOT NULL DEFAULT '0',</w:t>
+      </w:r>
+    </w:p>
+    <w:p>
+      <w:pPr>
+        <w:rPr>
+          <w:lang w:val="en-US"/>
+        </w:rPr>
+      </w:pPr>
+      <w:r>
+        <w:rPr>
+          <w:lang w:val="en-US"/>
+        </w:rPr>
+        <w:t xml:space="preserve">  `</w:t>
+      </w:r>
+      <w:proofErr w:type="spellStart"/>
+      <w:r>
+        <w:rPr>
+          <w:lang w:val="en-US"/>
+        </w:rPr>
+        <w:t>birth_day</w:t>
+      </w:r>
+      <w:proofErr w:type="spellEnd"/>
+      <w:r>
+        <w:rPr>
+          <w:lang w:val="en-US"/>
+        </w:rPr>
+        <w:t>` date NOT NULL,</w:t>
+      </w:r>
+    </w:p>
+    <w:p>
+      <w:pPr>
+        <w:rPr>
+          <w:lang w:val="en-US"/>
+        </w:rPr>
+      </w:pPr>
+      <w:r>
+        <w:rPr>
+          <w:lang w:val="en-US"/>
+        </w:rPr>
+        <w:t xml:space="preserve">  `</w:t>
+      </w:r>
+      <w:proofErr w:type="spellStart"/>
+      <w:r>
+        <w:rPr>
+          <w:lang w:val="en-US"/>
+        </w:rPr>
+        <w:t>date_created</w:t>
+      </w:r>
+      <w:proofErr w:type="spellEnd"/>
+      <w:r>
+        <w:rPr>
+          <w:lang w:val="en-US"/>
+        </w:rPr>
+        <w:t xml:space="preserve">` </w:t>
+      </w:r>
+      <w:proofErr w:type="spellStart"/>
+      <w:r>
+        <w:rPr>
+          <w:lang w:val="en-US"/>
+        </w:rPr>
+        <w:t>datetime</w:t>
+      </w:r>
+      <w:proofErr w:type="spellEnd"/>
+      <w:r>
+        <w:rPr>
+          <w:lang w:val="en-US"/>
+        </w:rPr>
+        <w:t xml:space="preserve"> NOT NULL DEFAULT CURRENT_TIMESTAMP,</w:t>
+      </w:r>
+    </w:p>
+    <w:p>
+      <w:pPr>
+        <w:rPr>
+          <w:lang w:val="en-US"/>
+        </w:rPr>
+      </w:pPr>
+      <w:r>
+        <w:rPr>
+          <w:lang w:val="en-US"/>
+        </w:rPr>
+        <w:t xml:space="preserve">  `</w:t>
+      </w:r>
+      <w:proofErr w:type="spellStart"/>
+      <w:r>
+        <w:rPr>
+          <w:lang w:val="en-US"/>
+        </w:rPr>
+        <w:t>date_edit</w:t>
+      </w:r>
+      <w:proofErr w:type="spellEnd"/>
+      <w:r>
+        <w:rPr>
+          <w:lang w:val="en-US"/>
+        </w:rPr>
+        <w:t>` timestamp NOT NULL DEFAULT CURRENT_TIMESTAMP ON UPDATE CURRENT_TIMESTAMP,</w:t>
+      </w:r>
+    </w:p>
+    <w:p>
+      <w:pPr>
+        <w:rPr>
+          <w:lang w:val="en-US"/>
+        </w:rPr>
+      </w:pPr>
+      <w:r>
+        <w:rPr>
+          <w:lang w:val="en-US"/>
+        </w:rPr>
+        <w:t xml:space="preserve">  PRIMARY KEY (`</w:t>
       </w:r>
       <w:proofErr w:type="spellStart"/>
       <w:r>
@@ -1609,89 +2420,6 @@
         <w:rPr>
           <w:lang w:val="en-US"/>
         </w:rPr>
-        <w:t>`) REFERENCES `patient` (`</w:t>
-      </w:r>
-      <w:proofErr w:type="spellStart"/>
-      <w:r>
-        <w:rPr>
-          <w:lang w:val="en-US"/>
-        </w:rPr>
-        <w:t>id_patient</w:t>
-      </w:r>
-      <w:proofErr w:type="spellEnd"/>
-      <w:r>
-        <w:rPr>
-          <w:lang w:val="en-US"/>
-        </w:rPr>
-        <w:t>`),</w:t>
-      </w:r>
-    </w:p>
-    <w:p>
-      <w:pPr>
-        <w:rPr>
-          <w:lang w:val="en-US"/>
-        </w:rPr>
-      </w:pPr>
-      <w:r>
-        <w:rPr>
-          <w:lang w:val="en-US"/>
-        </w:rPr>
-        <w:t xml:space="preserve">  CONSTRAINT `</w:t>
-      </w:r>
-      <w:proofErr w:type="spellStart"/>
-      <w:r>
-        <w:rPr>
-          <w:lang w:val="en-US"/>
-        </w:rPr>
-        <w:t>state_fk</w:t>
-      </w:r>
-      <w:proofErr w:type="spellEnd"/>
-      <w:r>
-        <w:rPr>
-          <w:lang w:val="en-US"/>
-        </w:rPr>
-        <w:t>` FOREIGN KEY (`</w:t>
-      </w:r>
-      <w:proofErr w:type="spellStart"/>
-      <w:r>
-        <w:rPr>
-          <w:lang w:val="en-US"/>
-        </w:rPr>
-        <w:t>id_state</w:t>
-      </w:r>
-      <w:proofErr w:type="spellEnd"/>
-      <w:r>
-        <w:rPr>
-          <w:lang w:val="en-US"/>
-        </w:rPr>
-        <w:t>`) REFERENCES `</w:t>
-      </w:r>
-      <w:proofErr w:type="spellStart"/>
-      <w:r>
-        <w:rPr>
-          <w:lang w:val="en-US"/>
-        </w:rPr>
-        <w:t>document_state</w:t>
-      </w:r>
-      <w:proofErr w:type="spellEnd"/>
-      <w:r>
-        <w:rPr>
-          <w:lang w:val="en-US"/>
-        </w:rPr>
-        <w:t>` (`</w:t>
-      </w:r>
-      <w:proofErr w:type="spellStart"/>
-      <w:r>
-        <w:rPr>
-          <w:lang w:val="en-US"/>
-        </w:rPr>
-        <w:t>id_state</w:t>
-      </w:r>
-      <w:proofErr w:type="spellEnd"/>
-      <w:r>
-        <w:rPr>
-          <w:lang w:val="en-US"/>
-        </w:rPr>
         <w:t>`)</w:t>
       </w:r>
     </w:p>
@@ -1719,590 +2447,7 @@
         <w:rPr>
           <w:lang w:val="en-US"/>
         </w:rPr>
-        <w:t xml:space="preserve"> DEFAULT CHARSET=utf8mb4 COLLATE=utf8mb4_0900_ai_ci;</w:t>
-      </w:r>
-    </w:p>
-    <w:p>
-      <w:pPr>
-        <w:rPr>
-          <w:lang w:val="en-US"/>
-        </w:rPr>
-      </w:pPr>
-      <w:r>
-        <w:rPr>
-          <w:lang w:val="en-US"/>
-        </w:rPr>
-        <w:t>CREATE TABLE `operation` (</w:t>
-      </w:r>
-    </w:p>
-    <w:p>
-      <w:pPr>
-        <w:rPr>
-          <w:lang w:val="en-US"/>
-        </w:rPr>
-      </w:pPr>
-      <w:r>
-        <w:rPr>
-          <w:lang w:val="en-US"/>
-        </w:rPr>
-        <w:t xml:space="preserve">  `</w:t>
-      </w:r>
-      <w:proofErr w:type="spellStart"/>
-      <w:r>
-        <w:rPr>
-          <w:lang w:val="en-US"/>
-        </w:rPr>
-        <w:t>id_operation</w:t>
-      </w:r>
-      <w:proofErr w:type="spellEnd"/>
-      <w:r>
-        <w:rPr>
-          <w:lang w:val="en-US"/>
-        </w:rPr>
-        <w:t xml:space="preserve">` </w:t>
-      </w:r>
-      <w:proofErr w:type="spellStart"/>
-      <w:proofErr w:type="gramStart"/>
-      <w:r>
-        <w:rPr>
-          <w:lang w:val="en-US"/>
-        </w:rPr>
-        <w:t>int</w:t>
-      </w:r>
-      <w:proofErr w:type="spellEnd"/>
-      <w:r>
-        <w:rPr>
-          <w:lang w:val="en-US"/>
-        </w:rPr>
-        <w:t>(</w:t>
-      </w:r>
-      <w:proofErr w:type="gramEnd"/>
-      <w:r>
-        <w:rPr>
-          <w:lang w:val="en-US"/>
-        </w:rPr>
-        <w:t>10) unsigned NOT NULL AUTO_INCREMENT,</w:t>
-      </w:r>
-    </w:p>
-    <w:p>
-      <w:pPr>
-        <w:rPr>
-          <w:lang w:val="en-US"/>
-        </w:rPr>
-      </w:pPr>
-      <w:r>
-        <w:rPr>
-          <w:lang w:val="en-US"/>
-        </w:rPr>
-        <w:t xml:space="preserve">  `</w:t>
-      </w:r>
-      <w:proofErr w:type="gramStart"/>
-      <w:r>
-        <w:rPr>
-          <w:lang w:val="en-US"/>
-        </w:rPr>
-        <w:t>name</w:t>
-      </w:r>
-      <w:proofErr w:type="gramEnd"/>
-      <w:r>
-        <w:rPr>
-          <w:lang w:val="en-US"/>
-        </w:rPr>
-        <w:t>` char(10) NOT NULL,</w:t>
-      </w:r>
-    </w:p>
-    <w:p>
-      <w:pPr>
-        <w:rPr>
-          <w:lang w:val="en-US"/>
-        </w:rPr>
-      </w:pPr>
-      <w:r>
-        <w:rPr>
-          <w:lang w:val="en-US"/>
-        </w:rPr>
-        <w:t xml:space="preserve">  PRIMARY KEY (`</w:t>
-      </w:r>
-      <w:proofErr w:type="spellStart"/>
-      <w:r>
-        <w:rPr>
-          <w:lang w:val="en-US"/>
-        </w:rPr>
-        <w:t>id_operation</w:t>
-      </w:r>
-      <w:proofErr w:type="spellEnd"/>
-      <w:r>
-        <w:rPr>
-          <w:lang w:val="en-US"/>
-        </w:rPr>
-        <w:t>`)</w:t>
-      </w:r>
-    </w:p>
-    <w:p>
-      <w:pPr>
-        <w:rPr>
-          <w:lang w:val="en-US"/>
-        </w:rPr>
-      </w:pPr>
-      <w:r>
-        <w:rPr>
-          <w:lang w:val="en-US"/>
-        </w:rPr>
-        <w:t>) ENGINE=</w:t>
-      </w:r>
-      <w:proofErr w:type="spellStart"/>
-      <w:r>
-        <w:rPr>
-          <w:lang w:val="en-US"/>
-        </w:rPr>
-        <w:t>InnoDB</w:t>
-      </w:r>
-      <w:proofErr w:type="spellEnd"/>
-      <w:r>
-        <w:rPr>
-          <w:lang w:val="en-US"/>
-        </w:rPr>
-        <w:t xml:space="preserve"> DEFAULT CHARSET=utf8mb4 COLLATE=utf8mb4_0900_ai_ci;</w:t>
-      </w:r>
-    </w:p>
-    <w:p>
-      <w:pPr>
-        <w:rPr>
-          <w:lang w:val="en-US"/>
-        </w:rPr>
-      </w:pPr>
-      <w:r>
-        <w:rPr>
-          <w:lang w:val="en-US"/>
-        </w:rPr>
-        <w:t>CREATE TABLE `patient` (</w:t>
-      </w:r>
-    </w:p>
-    <w:p>
-      <w:pPr>
-        <w:rPr>
-          <w:lang w:val="en-US"/>
-        </w:rPr>
-      </w:pPr>
-      <w:r>
-        <w:rPr>
-          <w:lang w:val="en-US"/>
-        </w:rPr>
-        <w:t xml:space="preserve">  `</w:t>
-      </w:r>
-      <w:proofErr w:type="spellStart"/>
-      <w:r>
-        <w:rPr>
-          <w:lang w:val="en-US"/>
-        </w:rPr>
-        <w:t>id_patient</w:t>
-      </w:r>
-      <w:proofErr w:type="spellEnd"/>
-      <w:r>
-        <w:rPr>
-          <w:lang w:val="en-US"/>
-        </w:rPr>
-        <w:t xml:space="preserve">` </w:t>
-      </w:r>
-      <w:proofErr w:type="spellStart"/>
-      <w:proofErr w:type="gramStart"/>
-      <w:r>
-        <w:rPr>
-          <w:lang w:val="en-US"/>
-        </w:rPr>
-        <w:t>int</w:t>
-      </w:r>
-      <w:proofErr w:type="spellEnd"/>
-      <w:r>
-        <w:rPr>
-          <w:lang w:val="en-US"/>
-        </w:rPr>
-        <w:t>(</w:t>
-      </w:r>
-      <w:proofErr w:type="gramEnd"/>
-      <w:r>
-        <w:rPr>
-          <w:lang w:val="en-US"/>
-        </w:rPr>
-        <w:t>10) unsigned NOT NULL AUTO_INCREMENT,</w:t>
-      </w:r>
-    </w:p>
-    <w:p>
-      <w:pPr>
-        <w:rPr>
-          <w:lang w:val="en-US"/>
-        </w:rPr>
-      </w:pPr>
-      <w:r>
-        <w:rPr>
-          <w:lang w:val="en-US"/>
-        </w:rPr>
-        <w:t xml:space="preserve">  `</w:t>
-      </w:r>
-      <w:proofErr w:type="spellStart"/>
-      <w:proofErr w:type="gramStart"/>
-      <w:r>
-        <w:rPr>
-          <w:lang w:val="en-US"/>
-        </w:rPr>
-        <w:t>fio</w:t>
-      </w:r>
-      <w:proofErr w:type="spellEnd"/>
-      <w:proofErr w:type="gramEnd"/>
-      <w:r>
-        <w:rPr>
-          <w:lang w:val="en-US"/>
-        </w:rPr>
-        <w:t>` char(30) NOT NULL,</w:t>
-      </w:r>
-    </w:p>
-    <w:p>
-      <w:pPr>
-        <w:rPr>
-          <w:lang w:val="en-US"/>
-        </w:rPr>
-      </w:pPr>
-      <w:r>
-        <w:rPr>
-          <w:lang w:val="en-US"/>
-        </w:rPr>
-        <w:t xml:space="preserve">  `</w:t>
-      </w:r>
-      <w:proofErr w:type="gramStart"/>
-      <w:r>
-        <w:rPr>
-          <w:lang w:val="en-US"/>
-        </w:rPr>
-        <w:t>address</w:t>
-      </w:r>
-      <w:proofErr w:type="gramEnd"/>
-      <w:r>
-        <w:rPr>
-          <w:lang w:val="en-US"/>
-        </w:rPr>
-        <w:t xml:space="preserve">` </w:t>
-      </w:r>
-      <w:proofErr w:type="spellStart"/>
-      <w:r>
-        <w:rPr>
-          <w:lang w:val="en-US"/>
-        </w:rPr>
-        <w:t>varchar</w:t>
-      </w:r>
-      <w:proofErr w:type="spellEnd"/>
-      <w:r>
-        <w:rPr>
-          <w:lang w:val="en-US"/>
-        </w:rPr>
-        <w:t>(45) NOT NULL,</w:t>
-      </w:r>
-    </w:p>
-    <w:p>
-      <w:pPr>
-        <w:rPr>
-          <w:lang w:val="en-US"/>
-        </w:rPr>
-      </w:pPr>
-      <w:r>
-        <w:rPr>
-          <w:lang w:val="en-US"/>
-        </w:rPr>
-        <w:t xml:space="preserve">  `</w:t>
-      </w:r>
-      <w:proofErr w:type="spellStart"/>
-      <w:proofErr w:type="gramStart"/>
-      <w:r>
-        <w:rPr>
-          <w:lang w:val="en-US"/>
-        </w:rPr>
-        <w:t>tel</w:t>
-      </w:r>
-      <w:proofErr w:type="spellEnd"/>
-      <w:proofErr w:type="gramEnd"/>
-      <w:r>
-        <w:rPr>
-          <w:lang w:val="en-US"/>
-        </w:rPr>
-        <w:t>` char(18) DEFAULT NULL,</w:t>
-      </w:r>
-    </w:p>
-    <w:p>
-      <w:pPr>
-        <w:rPr>
-          <w:lang w:val="en-US"/>
-        </w:rPr>
-      </w:pPr>
-      <w:r>
-        <w:rPr>
-          <w:lang w:val="en-US"/>
-        </w:rPr>
-        <w:t xml:space="preserve">  `</w:t>
-      </w:r>
-      <w:proofErr w:type="spellStart"/>
-      <w:proofErr w:type="gramStart"/>
-      <w:r>
-        <w:rPr>
-          <w:lang w:val="en-US"/>
-        </w:rPr>
-        <w:t>hbs</w:t>
-      </w:r>
-      <w:proofErr w:type="spellEnd"/>
-      <w:proofErr w:type="gramEnd"/>
-      <w:r>
-        <w:rPr>
-          <w:lang w:val="en-US"/>
-        </w:rPr>
-        <w:t xml:space="preserve">` </w:t>
-      </w:r>
-      <w:proofErr w:type="spellStart"/>
-      <w:r>
-        <w:rPr>
-          <w:lang w:val="en-US"/>
-        </w:rPr>
-        <w:t>tinyint</w:t>
-      </w:r>
-      <w:proofErr w:type="spellEnd"/>
-      <w:r>
-        <w:rPr>
-          <w:lang w:val="en-US"/>
-        </w:rPr>
-        <w:t>(4) NOT NULL DEFAULT '0',</w:t>
-      </w:r>
-    </w:p>
-    <w:p>
-      <w:pPr>
-        <w:rPr>
-          <w:lang w:val="en-US"/>
-        </w:rPr>
-      </w:pPr>
-      <w:r>
-        <w:rPr>
-          <w:lang w:val="en-US"/>
-        </w:rPr>
-        <w:t xml:space="preserve">  `</w:t>
-      </w:r>
-      <w:proofErr w:type="spellStart"/>
-      <w:proofErr w:type="gramStart"/>
-      <w:r>
-        <w:rPr>
-          <w:lang w:val="en-US"/>
-        </w:rPr>
-        <w:t>hcv</w:t>
-      </w:r>
-      <w:proofErr w:type="spellEnd"/>
-      <w:proofErr w:type="gramEnd"/>
-      <w:r>
-        <w:rPr>
-          <w:lang w:val="en-US"/>
-        </w:rPr>
-        <w:t xml:space="preserve">` </w:t>
-      </w:r>
-      <w:proofErr w:type="spellStart"/>
-      <w:r>
-        <w:rPr>
-          <w:lang w:val="en-US"/>
-        </w:rPr>
-        <w:t>tinyint</w:t>
-      </w:r>
-      <w:proofErr w:type="spellEnd"/>
-      <w:r>
-        <w:rPr>
-          <w:lang w:val="en-US"/>
-        </w:rPr>
-        <w:t>(4) NOT NULL DEFAULT '0',</w:t>
-      </w:r>
-    </w:p>
-    <w:p>
-      <w:pPr>
-        <w:rPr>
-          <w:lang w:val="en-US"/>
-        </w:rPr>
-      </w:pPr>
-      <w:r>
-        <w:rPr>
-          <w:lang w:val="en-US"/>
-        </w:rPr>
-        <w:lastRenderedPageBreak/>
-        <w:t xml:space="preserve">  `</w:t>
-      </w:r>
-      <w:proofErr w:type="spellStart"/>
-      <w:proofErr w:type="gramStart"/>
-      <w:r>
-        <w:rPr>
-          <w:lang w:val="en-US"/>
-        </w:rPr>
-        <w:t>hiv</w:t>
-      </w:r>
-      <w:proofErr w:type="spellEnd"/>
-      <w:proofErr w:type="gramEnd"/>
-      <w:r>
-        <w:rPr>
-          <w:lang w:val="en-US"/>
-        </w:rPr>
-        <w:t xml:space="preserve">` </w:t>
-      </w:r>
-      <w:proofErr w:type="spellStart"/>
-      <w:r>
-        <w:rPr>
-          <w:lang w:val="en-US"/>
-        </w:rPr>
-        <w:t>tinyint</w:t>
-      </w:r>
-      <w:proofErr w:type="spellEnd"/>
-      <w:r>
-        <w:rPr>
-          <w:lang w:val="en-US"/>
-        </w:rPr>
-        <w:t>(4) NOT NULL DEFAULT '0',</w:t>
-      </w:r>
-    </w:p>
-    <w:p>
-      <w:pPr>
-        <w:rPr>
-          <w:lang w:val="en-US"/>
-        </w:rPr>
-      </w:pPr>
-      <w:r>
-        <w:rPr>
-          <w:lang w:val="en-US"/>
-        </w:rPr>
-        <w:t xml:space="preserve">  `</w:t>
-      </w:r>
-      <w:proofErr w:type="spellStart"/>
-      <w:r>
-        <w:rPr>
-          <w:lang w:val="en-US"/>
-        </w:rPr>
-        <w:t>birth_day</w:t>
-      </w:r>
-      <w:proofErr w:type="spellEnd"/>
-      <w:r>
-        <w:rPr>
-          <w:lang w:val="en-US"/>
-        </w:rPr>
-        <w:t>` date NOT NULL,</w:t>
-      </w:r>
-    </w:p>
-    <w:p>
-      <w:pPr>
-        <w:rPr>
-          <w:lang w:val="en-US"/>
-        </w:rPr>
-      </w:pPr>
-      <w:r>
-        <w:rPr>
-          <w:lang w:val="en-US"/>
-        </w:rPr>
-        <w:t xml:space="preserve">  `</w:t>
-      </w:r>
-      <w:proofErr w:type="spellStart"/>
-      <w:r>
-        <w:rPr>
-          <w:lang w:val="en-US"/>
-        </w:rPr>
-        <w:t>date_created</w:t>
-      </w:r>
-      <w:proofErr w:type="spellEnd"/>
-      <w:r>
-        <w:rPr>
-          <w:lang w:val="en-US"/>
-        </w:rPr>
-        <w:t xml:space="preserve">` </w:t>
-      </w:r>
-      <w:proofErr w:type="spellStart"/>
-      <w:r>
-        <w:rPr>
-          <w:lang w:val="en-US"/>
-        </w:rPr>
-        <w:t>datetime</w:t>
-      </w:r>
-      <w:proofErr w:type="spellEnd"/>
-      <w:r>
-        <w:rPr>
-          <w:lang w:val="en-US"/>
-        </w:rPr>
-        <w:t xml:space="preserve"> NOT NULL DEFAULT CURRENT_TIMESTAMP,</w:t>
-      </w:r>
-    </w:p>
-    <w:p>
-      <w:pPr>
-        <w:rPr>
-          <w:lang w:val="en-US"/>
-        </w:rPr>
-      </w:pPr>
-      <w:r>
-        <w:rPr>
-          <w:lang w:val="en-US"/>
-        </w:rPr>
-        <w:t xml:space="preserve">  `</w:t>
-      </w:r>
-      <w:proofErr w:type="spellStart"/>
-      <w:r>
-        <w:rPr>
-          <w:lang w:val="en-US"/>
-        </w:rPr>
-        <w:t>date_edit</w:t>
-      </w:r>
-      <w:proofErr w:type="spellEnd"/>
-      <w:r>
-        <w:rPr>
-          <w:lang w:val="en-US"/>
-        </w:rPr>
-        <w:t>` timestamp NOT NULL DEFAULT CURRENT_TIMESTAMP ON UPDATE CURRENT_TIMESTAMP,</w:t>
-      </w:r>
-    </w:p>
-    <w:p>
-      <w:pPr>
-        <w:rPr>
-          <w:lang w:val="en-US"/>
-        </w:rPr>
-      </w:pPr>
-      <w:r>
-        <w:rPr>
-          <w:lang w:val="en-US"/>
-        </w:rPr>
-        <w:t xml:space="preserve">  PRIMARY KEY (`</w:t>
-      </w:r>
-      <w:proofErr w:type="spellStart"/>
-      <w:r>
-        <w:rPr>
-          <w:lang w:val="en-US"/>
-        </w:rPr>
-        <w:t>id_patient</w:t>
-      </w:r>
-      <w:proofErr w:type="spellEnd"/>
-      <w:r>
-        <w:rPr>
-          <w:lang w:val="en-US"/>
-        </w:rPr>
-        <w:t>`)</w:t>
-      </w:r>
-    </w:p>
-    <w:p>
-      <w:pPr>
-        <w:rPr>
-          <w:lang w:val="en-US"/>
-        </w:rPr>
-      </w:pPr>
-      <w:r>
-        <w:rPr>
-          <w:lang w:val="en-US"/>
-        </w:rPr>
-        <w:t>) ENGINE=</w:t>
-      </w:r>
-      <w:proofErr w:type="spellStart"/>
-      <w:r>
-        <w:rPr>
-          <w:lang w:val="en-US"/>
-        </w:rPr>
-        <w:t>InnoDB</w:t>
-      </w:r>
-      <w:proofErr w:type="spellEnd"/>
-      <w:r>
-        <w:rPr>
-          <w:lang w:val="en-US"/>
-        </w:rPr>
-        <w:t xml:space="preserve"> DEFAULT CHARSET=utf8mb4 COLLATE=utf8mb4_0900_ai_ci;</w:t>
+        <w:t xml:space="preserve"> AUTO_INCREMENT=3 DEFAULT CHARSET=utf8mb4 COLLATE=utf8mb4_0900_ai_ci;</w:t>
       </w:r>
       <w:bookmarkStart w:id="0" w:name="_GoBack"/>
       <w:bookmarkEnd w:id="0"/>
